--- a/Checkpoints/Checkpoint #5 (INFO-3111, Summer 2026).docx
+++ b/Checkpoints/Checkpoint #5 (INFO-3111, Summer 2026).docx
@@ -236,7 +236,43 @@
                 <w:i/>
                 <w:iCs/>
               </w:rPr>
-              <w:t xml:space="preserve">Because of the confusion (I caused) with the previous set of checkpoints, if you hand in this checkpoint (and it’s correct) then you’ll get credit for 3, 4, and 5, even if you didn’t hand them in. </w:t>
+              <w:t xml:space="preserve">Because of the confusion (I caused) with the previous set of checkpoints, if you hand in this checkpoint (and it’s correct) then you’ll get credit for </w:t>
+            </w:r>
+            <w:r>
+              <w:rPr>
+                <w:b/>
+                <w:bCs/>
+                <w:i/>
+                <w:iCs/>
+              </w:rPr>
+              <w:t xml:space="preserve">2, </w:t>
+            </w:r>
+            <w:r>
+              <w:rPr>
+                <w:b/>
+                <w:bCs/>
+                <w:i/>
+                <w:iCs/>
+              </w:rPr>
+              <w:t xml:space="preserve">3, and </w:t>
+            </w:r>
+            <w:r>
+              <w:rPr>
+                <w:b/>
+                <w:bCs/>
+                <w:i/>
+                <w:iCs/>
+              </w:rPr>
+              <w:t>4</w:t>
+            </w:r>
+            <w:r>
+              <w:rPr>
+                <w:b/>
+                <w:bCs/>
+                <w:i/>
+                <w:iCs/>
+              </w:rPr>
+              <w:t xml:space="preserve">, even if you didn’t hand them in. </w:t>
             </w:r>
           </w:p>
           <w:p>
